--- a/Data/Private Data/Data Collections.docx
+++ b/Data/Private Data/Data Collections.docx
@@ -3535,7 +3535,7 @@
           <w:sz w:val="20"/>
           <w:szCs w:val="20"/>
         </w:rPr>
-        <w:t>716</w:t>
+        <w:t>993</w:t>
       </w:r>
       <w:r>
         <w:rPr>
@@ -4840,7 +4840,14 @@
           <w:sz w:val="18"/>
           <w:szCs w:val="18"/>
         </w:rPr>
-        <w:t>68</w:t>
+        <w:t>6</w:t>
+      </w:r>
+      <w:r>
+        <w:rPr>
+          <w:sz w:val="18"/>
+          <w:szCs w:val="18"/>
+        </w:rPr>
+        <w:t>9</w:t>
       </w:r>
       <w:r>
         <w:rPr>

--- a/Data/Private Data/Data Collections.docx
+++ b/Data/Private Data/Data Collections.docx
@@ -1873,7 +1873,7 @@
           <w:sz w:val="22"/>
           <w:szCs w:val="22"/>
         </w:rPr>
-        <w:t>1</w:t>
+        <w:t>2</w:t>
       </w:r>
       <w:r>
         <w:rPr>
@@ -1932,7 +1932,7 @@
           <w:sz w:val="22"/>
           <w:szCs w:val="22"/>
         </w:rPr>
-        <w:t>12</w:t>
+        <w:t>14</w:t>
       </w:r>
       <w:r>
         <w:rPr>
@@ -2693,7 +2693,7 @@
           <w:sz w:val="18"/>
           <w:szCs w:val="18"/>
         </w:rPr>
-        <w:t>641</w:t>
+        <w:t>644</w:t>
       </w:r>
       <w:r>
         <w:rPr>
@@ -4364,7 +4364,7 @@
           <w:sz w:val="22"/>
           <w:szCs w:val="22"/>
         </w:rPr>
-        <w:t>51</w:t>
+        <w:t>52</w:t>
       </w:r>
       <w:r>
         <w:rPr>
@@ -4701,43 +4701,57 @@
       </w:r>
     </w:p>
     <w:p>
-      <w:r>
-        <w:rPr>
-          <w:b/>
-          <w:bCs/>
-        </w:rPr>
-        <w:t>Data Path</w:t>
-      </w:r>
-      <w:r>
+      <w:pPr>
+        <w:rPr>
+          <w:sz w:val="22"/>
+          <w:szCs w:val="22"/>
+        </w:rPr>
+      </w:pPr>
+      <w:r>
+        <w:rPr>
+          <w:b/>
+          <w:bCs/>
+          <w:sz w:val="22"/>
+          <w:szCs w:val="22"/>
+        </w:rPr>
+        <w:t>Data Path</w:t>
+      </w:r>
+      <w:r>
+        <w:rPr>
+          <w:sz w:val="22"/>
+          <w:szCs w:val="22"/>
+        </w:rPr>
         <w:t xml:space="preserve">: Jobs Folder -&gt; Development Database -&gt; </w:t>
       </w:r>
       <w:r>
         <w:rPr>
           <w:b/>
           <w:bCs/>
+          <w:sz w:val="22"/>
+          <w:szCs w:val="22"/>
         </w:rPr>
         <w:t>TestDetails</w:t>
       </w:r>
       <w:r>
-        <w:t xml:space="preserve"> Table</w:t>
-      </w:r>
-      <w:r>
-        <w:t xml:space="preserve"> </w:t>
-      </w:r>
-      <w:r>
-        <w:t xml:space="preserve">[Rows x Columns: </w:t>
-      </w:r>
-      <w:r>
-        <w:t>47</w:t>
-      </w:r>
-      <w:r>
-        <w:t xml:space="preserve"> x </w:t>
-      </w:r>
-      <w:r>
-        <w:t>21</w:t>
-      </w:r>
-      <w:r>
-        <w:t>]</w:t>
+        <w:rPr>
+          <w:sz w:val="22"/>
+          <w:szCs w:val="22"/>
+        </w:rPr>
+        <w:t xml:space="preserve"> Table [Rows x Columns: </w:t>
+      </w:r>
+      <w:r>
+        <w:rPr>
+          <w:sz w:val="22"/>
+          <w:szCs w:val="22"/>
+        </w:rPr>
+        <w:t>290</w:t>
+      </w:r>
+      <w:r>
+        <w:rPr>
+          <w:sz w:val="22"/>
+          <w:szCs w:val="22"/>
+        </w:rPr>
+        <w:t xml:space="preserve"> x 21]</w:t>
       </w:r>
     </w:p>
     <w:p>
